--- a/peticoes/revisional-simone-sepeda-midway-13864630-2026-06-17.docx
+++ b/peticoes/revisional-simone-sepeda-midway-13864630-2026-06-17.docx
@@ -94,7 +94,7 @@
           <w:sz w:val="24"/>
           <w:szCs w:val="24"/>
         </w:rPr>
-        <w:t xml:space="preserve">, brasileira, estado civil [A PREENCHER], profissao [A PREENCHER], portadora do RG no 040825 e CPF no 324.863.672-68, residente e domiciliada na Rua Carlos Gomes, no 301, Bairro Jesus de Nazare, Macapa/AP, CEP 68.908-125, por meio de sua advogada que esta subscreve, vem, respeitosamente, a presenca de Vossa Excelencia, propor a presente</w:t>
+        <w:t>, brasileira, estado civil [A PREENCHER], profissao [A PREENCHER], portadora do RG no 040825 - POLITEC/AP e CPF no 324.863.672-68, residente e domiciliada na Av. Carlos Gomes, no 301-C, Bairro Jesus de Nazare, Macapa/AP, CEP 68.908-125, por meio de sua advogada que esta subscreve, vem, respeitosamente, a presenca de Vossa Excelencia, propor a presente</w:t>
       </w:r>
     </w:p>
     <w:p>

--- a/peticoes/revisional-simone-sepeda-midway-13864630-2026-06-17.docx
+++ b/peticoes/revisional-simone-sepeda-midway-13864630-2026-06-17.docx
@@ -94,7 +94,7 @@
           <w:sz w:val="24"/>
           <w:szCs w:val="24"/>
         </w:rPr>
-        <w:t>, brasileira, estado civil [A PREENCHER], profissao [A PREENCHER], portadora do RG no 040825 - POLITEC/AP e CPF no 324.863.672-68, residente e domiciliada na Av. Carlos Gomes, no 301-C, Bairro Jesus de Nazare, Macapa/AP, CEP 68.908-125, por meio de sua advogada que esta subscreve, vem, respeitosamente, a presenca de Vossa Excelencia, propor a presente</w:t>
+        <w:t>, brasileira, solteira, autonoma, portadora do RG no 040825 - POLITEC/AP e CPF no 324.863.672-68, residente e domiciliada na Av. Carlos Gomes, no 301-C, Bairro Jesus de Nazare, Macapa/AP, CEP 68.908-125, por meio de sua advogada que esta subscreve, vem, respeitosamente, a presenca de Vossa Excelencia, propor a presente</w:t>
       </w:r>
     </w:p>
     <w:p>
